--- a/training/section-11/patent-packet/教学交底模板.docx
+++ b/training/section-11/patent-packet/教学交底模板.docx
@@ -89,7 +89,7 @@
       </w:r>
     </w:p>
     <w:sectPr>
-      <w:pgSz w:w="12240" w:h="15840"/>
+      <w:pgSz w:w="11906" w:h="16838"/>
       <w:pgMar w:top="1134" w:right="1247" w:bottom="1134" w:left="1247" w:header="720" w:footer="720" w:gutter="0"/>
       <w:cols w:space="720"/>
       <w:docGrid w:linePitch="360"/>
@@ -462,7 +462,7 @@
     <w:qFormat/>
     <w:rsid w:val="00FC693F"/>
     <w:pPr>
-      <w:spacing w:after="160"/>
+      <w:spacing w:after="120" w:line="240" w:lineRule="auto"/>
     </w:pPr>
     <w:rPr>
       <w:rFonts w:ascii="Microsoft YaHei" w:hAnsi="Microsoft YaHei" w:eastAsia="Microsoft YaHei"/>
@@ -818,7 +818,7 @@
       <w:color w:val="000000"/>
       <w:spacing w:val="5"/>
       <w:kern w:val="28"/>
-      <w:sz w:val="52"/>
+      <w:sz w:val="36"/>
       <w:szCs w:val="52"/>
     </w:rPr>
   </w:style>
